--- a/docs/prd-docx-v2/服务商端App/消息中心.docx
+++ b/docs/prd-docx-v2/服务商端App/消息中心.docx
@@ -1456,7 +1456,7 @@
                 <w:rFonts w:ascii="宋体" w:hAnsi="宋体" w:eastAsia="宋体"/>
                 <w:sz w:val="21"/>
               </w:rPr>
-              <w:t>`fallback.providerMessages`</w:t>
+              <w:t>业务数据</w:t>
             </w:r>
           </w:p>
         </w:tc>
@@ -1470,7 +1470,7 @@
                 <w:rFonts w:ascii="宋体" w:hAnsi="宋体" w:eastAsia="宋体"/>
                 <w:sz w:val="21"/>
               </w:rPr>
-              <w:t>`mock-data.js`</w:t>
+              <w:t>原型数据</w:t>
             </w:r>
           </w:p>
         </w:tc>
@@ -1514,7 +1514,7 @@
                 <w:rFonts w:ascii="宋体" w:hAnsi="宋体" w:eastAsia="宋体"/>
                 <w:sz w:val="21"/>
               </w:rPr>
-              <w:t>`mock-data.js` / `mobile-app.js`</w:t>
+              <w:t>`原型数据` / `mobile-app.js`</w:t>
             </w:r>
           </w:p>
         </w:tc>
@@ -1558,7 +1558,7 @@
                 <w:rFonts w:ascii="宋体" w:hAnsi="宋体" w:eastAsia="宋体"/>
                 <w:sz w:val="21"/>
               </w:rPr>
-              <w:t>`mock-data.js`</w:t>
+              <w:t>原型数据</w:t>
             </w:r>
           </w:p>
         </w:tc>
@@ -1602,7 +1602,7 @@
                 <w:rFonts w:ascii="宋体" w:hAnsi="宋体" w:eastAsia="宋体"/>
                 <w:sz w:val="21"/>
               </w:rPr>
-              <w:t>`mobile-app.js`</w:t>
+              <w:t>页面逻辑</w:t>
             </w:r>
           </w:p>
         </w:tc>
